--- a/Study-Plan/02_Month_01_CSharp_Core_and_DSA_Foundations.docx
+++ b/Study-Plan/02_Month_01_CSharp_Core_and_DSA_Foundations.docx
@@ -17,7 +17,7 @@
       </w:pPr>
       <w:r>
         <w:rPr/>
-        <w:t xml:space="preserve">Document 02 of 15 - Weeks 1 to 4. Turning "I use C#" into "I understand C#".</w:t>
+        <w:t xml:space="preserve">Document 02 - Weeks 1 to 4. Turning "I use C#" into "I understand C#".</w:t>
       </w:r>
     </w:p>
     <w:p>
